--- a/downloads/handouts/Unit 05/Handout 05.10 - Machine Parts and Threading Guide.docx
+++ b/downloads/handouts/Unit 05/Handout 05.10 - Machine Parts and Threading Guide.docx
@@ -88,9 +88,9 @@
       <w:pPr>
         <w:pStyle w:val="Heading2"/>
       </w:pPr>
-      <w:bookmarkStart w:id="21" w:name="word-bank-in-other-languages"/>
-      <w:r>
-        <w:t xml:space="preserve">Word bank in other languages</w:t>
+      <w:bookmarkStart w:id="21" w:name="word-bank-in-spanish"/>
+      <w:r>
+        <w:t xml:space="preserve">Word bank in Spanish</w:t>
       </w:r>
       <w:bookmarkEnd w:id="21"/>
     </w:p>
@@ -101,10 +101,8 @@
         <w:tblLook w:firstRow="1"/>
       </w:tblPr>
       <w:tblGrid>
-        <w:gridCol w:w="2340"/>
-        <w:gridCol w:w="2340"/>
-        <w:gridCol w:w="2340"/>
-        <w:gridCol w:w="2340"/>
+        <w:gridCol w:w="4680"/>
+        <w:gridCol w:w="4680"/>
       </w:tblGrid>
       <w:tr>
         <w:trPr>
@@ -112,7 +110,7 @@
         </w:trPr>
         <w:tc>
           <w:tcPr>
-            <w:tcW w:type="dxa" w:w="2340"/>
+            <w:tcW w:type="dxa" w:w="4680"/>
             <w:tcBorders>
               <w:bottom w:val="single"/>
             </w:tcBorders>
@@ -130,7 +128,7 @@
         </w:tc>
         <w:tc>
           <w:tcPr>
-            <w:tcW w:type="dxa" w:w="2340"/>
+            <w:tcW w:type="dxa" w:w="4680"/>
             <w:tcBorders>
               <w:bottom w:val="single"/>
             </w:tcBorders>
@@ -142,42 +140,6 @@
               <w:jc w:val="left"/>
             </w:pPr>
             <w:r>
-              <w:t xml:space="preserve">Turkish</w:t>
-            </w:r>
-          </w:p>
-        </w:tc>
-        <w:tc>
-          <w:tcPr>
-            <w:tcW w:type="dxa" w:w="2340"/>
-            <w:tcBorders>
-              <w:bottom w:val="single"/>
-            </w:tcBorders>
-            <w:vAlign w:val="bottom"/>
-          </w:tcPr>
-          <w:p>
-            <w:pPr>
-              <w:pStyle w:val="Compact"/>
-              <w:jc w:val="left"/>
-            </w:pPr>
-            <w:r>
-              <w:t xml:space="preserve">Portuguese</w:t>
-            </w:r>
-          </w:p>
-        </w:tc>
-        <w:tc>
-          <w:tcPr>
-            <w:tcW w:type="dxa" w:w="2340"/>
-            <w:tcBorders>
-              <w:bottom w:val="single"/>
-            </w:tcBorders>
-            <w:vAlign w:val="bottom"/>
-          </w:tcPr>
-          <w:p>
-            <w:pPr>
-              <w:pStyle w:val="Compact"/>
-              <w:jc w:val="left"/>
-            </w:pPr>
-            <w:r>
               <w:t xml:space="preserve">Spanish</w:t>
             </w:r>
           </w:p>
@@ -186,7 +148,7 @@
       <w:tr>
         <w:tc>
           <w:tcPr>
-            <w:tcW w:type="dxa" w:w="2340"/>
+            <w:tcW w:type="dxa" w:w="4680"/>
           </w:tcPr>
           <w:p>
             <w:pPr>
@@ -200,35 +162,7 @@
         </w:tc>
         <w:tc>
           <w:tcPr>
-            <w:tcW w:type="dxa" w:w="2340"/>
-          </w:tcPr>
-          <w:p>
-            <w:pPr>
-              <w:pStyle w:val="Compact"/>
-              <w:jc w:val="left"/>
-            </w:pPr>
-            <w:r>
-              <w:t xml:space="preserve">dikiş makinesi</w:t>
-            </w:r>
-          </w:p>
-        </w:tc>
-        <w:tc>
-          <w:tcPr>
-            <w:tcW w:type="dxa" w:w="2340"/>
-          </w:tcPr>
-          <w:p>
-            <w:pPr>
-              <w:pStyle w:val="Compact"/>
-              <w:jc w:val="left"/>
-            </w:pPr>
-            <w:r>
-              <w:t xml:space="preserve">máquina de costura</w:t>
-            </w:r>
-          </w:p>
-        </w:tc>
-        <w:tc>
-          <w:tcPr>
-            <w:tcW w:type="dxa" w:w="2340"/>
+            <w:tcW w:type="dxa" w:w="4680"/>
           </w:tcPr>
           <w:p>
             <w:pPr>
@@ -244,7 +178,7 @@
       <w:tr>
         <w:tc>
           <w:tcPr>
-            <w:tcW w:type="dxa" w:w="2340"/>
+            <w:tcW w:type="dxa" w:w="4680"/>
           </w:tcPr>
           <w:p>
             <w:pPr>
@@ -258,35 +192,7 @@
         </w:tc>
         <w:tc>
           <w:tcPr>
-            <w:tcW w:type="dxa" w:w="2340"/>
-          </w:tcPr>
-          <w:p>
-            <w:pPr>
-              <w:pStyle w:val="Compact"/>
-              <w:jc w:val="left"/>
-            </w:pPr>
-            <w:r>
-              <w:t xml:space="preserve">iğne</w:t>
-            </w:r>
-          </w:p>
-        </w:tc>
-        <w:tc>
-          <w:tcPr>
-            <w:tcW w:type="dxa" w:w="2340"/>
-          </w:tcPr>
-          <w:p>
-            <w:pPr>
-              <w:pStyle w:val="Compact"/>
-              <w:jc w:val="left"/>
-            </w:pPr>
-            <w:r>
-              <w:t xml:space="preserve">agulha</w:t>
-            </w:r>
-          </w:p>
-        </w:tc>
-        <w:tc>
-          <w:tcPr>
-            <w:tcW w:type="dxa" w:w="2340"/>
+            <w:tcW w:type="dxa" w:w="4680"/>
           </w:tcPr>
           <w:p>
             <w:pPr>
@@ -302,7 +208,7 @@
       <w:tr>
         <w:tc>
           <w:tcPr>
-            <w:tcW w:type="dxa" w:w="2340"/>
+            <w:tcW w:type="dxa" w:w="4680"/>
           </w:tcPr>
           <w:p>
             <w:pPr>
@@ -316,35 +222,7 @@
         </w:tc>
         <w:tc>
           <w:tcPr>
-            <w:tcW w:type="dxa" w:w="2340"/>
-          </w:tcPr>
-          <w:p>
-            <w:pPr>
-              <w:pStyle w:val="Compact"/>
-              <w:jc w:val="left"/>
-            </w:pPr>
-            <w:r>
-              <w:t xml:space="preserve">baskı ayağı</w:t>
-            </w:r>
-          </w:p>
-        </w:tc>
-        <w:tc>
-          <w:tcPr>
-            <w:tcW w:type="dxa" w:w="2340"/>
-          </w:tcPr>
-          <w:p>
-            <w:pPr>
-              <w:pStyle w:val="Compact"/>
-              <w:jc w:val="left"/>
-            </w:pPr>
-            <w:r>
-              <w:t xml:space="preserve">calcador</w:t>
-            </w:r>
-          </w:p>
-        </w:tc>
-        <w:tc>
-          <w:tcPr>
-            <w:tcW w:type="dxa" w:w="2340"/>
+            <w:tcW w:type="dxa" w:w="4680"/>
           </w:tcPr>
           <w:p>
             <w:pPr>
@@ -360,7 +238,7 @@
       <w:tr>
         <w:tc>
           <w:tcPr>
-            <w:tcW w:type="dxa" w:w="2340"/>
+            <w:tcW w:type="dxa" w:w="4680"/>
           </w:tcPr>
           <w:p>
             <w:pPr>
@@ -374,35 +252,7 @@
         </w:tc>
         <w:tc>
           <w:tcPr>
-            <w:tcW w:type="dxa" w:w="2340"/>
-          </w:tcPr>
-          <w:p>
-            <w:pPr>
-              <w:pStyle w:val="Compact"/>
-              <w:jc w:val="left"/>
-            </w:pPr>
-            <w:r>
-              <w:t xml:space="preserve">dişli (transport dişlisi)</w:t>
-            </w:r>
-          </w:p>
-        </w:tc>
-        <w:tc>
-          <w:tcPr>
-            <w:tcW w:type="dxa" w:w="2340"/>
-          </w:tcPr>
-          <w:p>
-            <w:pPr>
-              <w:pStyle w:val="Compact"/>
-              <w:jc w:val="left"/>
-            </w:pPr>
-            <w:r>
-              <w:t xml:space="preserve">dentes impelentes</w:t>
-            </w:r>
-          </w:p>
-        </w:tc>
-        <w:tc>
-          <w:tcPr>
-            <w:tcW w:type="dxa" w:w="2340"/>
+            <w:tcW w:type="dxa" w:w="4680"/>
           </w:tcPr>
           <w:p>
             <w:pPr>
@@ -418,7 +268,7 @@
       <w:tr>
         <w:tc>
           <w:tcPr>
-            <w:tcW w:type="dxa" w:w="2340"/>
+            <w:tcW w:type="dxa" w:w="4680"/>
           </w:tcPr>
           <w:p>
             <w:pPr>
@@ -432,35 +282,7 @@
         </w:tc>
         <w:tc>
           <w:tcPr>
-            <w:tcW w:type="dxa" w:w="2340"/>
-          </w:tcPr>
-          <w:p>
-            <w:pPr>
-              <w:pStyle w:val="Compact"/>
-              <w:jc w:val="left"/>
-            </w:pPr>
-            <w:r>
-              <w:t xml:space="preserve">mekik (alt masura)</w:t>
-            </w:r>
-          </w:p>
-        </w:tc>
-        <w:tc>
-          <w:tcPr>
-            <w:tcW w:type="dxa" w:w="2340"/>
-          </w:tcPr>
-          <w:p>
-            <w:pPr>
-              <w:pStyle w:val="Compact"/>
-              <w:jc w:val="left"/>
-            </w:pPr>
-            <w:r>
-              <w:t xml:space="preserve">bobina (carretilha)</w:t>
-            </w:r>
-          </w:p>
-        </w:tc>
-        <w:tc>
-          <w:tcPr>
-            <w:tcW w:type="dxa" w:w="2340"/>
+            <w:tcW w:type="dxa" w:w="4680"/>
           </w:tcPr>
           <w:p>
             <w:pPr>
@@ -476,7 +298,7 @@
       <w:tr>
         <w:tc>
           <w:tcPr>
-            <w:tcW w:type="dxa" w:w="2340"/>
+            <w:tcW w:type="dxa" w:w="4680"/>
           </w:tcPr>
           <w:p>
             <w:pPr>
@@ -490,35 +312,7 @@
         </w:tc>
         <w:tc>
           <w:tcPr>
-            <w:tcW w:type="dxa" w:w="2340"/>
-          </w:tcPr>
-          <w:p>
-            <w:pPr>
-              <w:pStyle w:val="Compact"/>
-              <w:jc w:val="left"/>
-            </w:pPr>
-            <w:r>
-              <w:t xml:space="preserve">iplik verici kol</w:t>
-            </w:r>
-          </w:p>
-        </w:tc>
-        <w:tc>
-          <w:tcPr>
-            <w:tcW w:type="dxa" w:w="2340"/>
-          </w:tcPr>
-          <w:p>
-            <w:pPr>
-              <w:pStyle w:val="Compact"/>
-              <w:jc w:val="left"/>
-            </w:pPr>
-            <w:r>
-              <w:t xml:space="preserve">alavanca da linha</w:t>
-            </w:r>
-          </w:p>
-        </w:tc>
-        <w:tc>
-          <w:tcPr>
-            <w:tcW w:type="dxa" w:w="2340"/>
+            <w:tcW w:type="dxa" w:w="4680"/>
           </w:tcPr>
           <w:p>
             <w:pPr>
@@ -534,7 +328,7 @@
       <w:tr>
         <w:tc>
           <w:tcPr>
-            <w:tcW w:type="dxa" w:w="2340"/>
+            <w:tcW w:type="dxa" w:w="4680"/>
           </w:tcPr>
           <w:p>
             <w:pPr>
@@ -548,35 +342,7 @@
         </w:tc>
         <w:tc>
           <w:tcPr>
-            <w:tcW w:type="dxa" w:w="2340"/>
-          </w:tcPr>
-          <w:p>
-            <w:pPr>
-              <w:pStyle w:val="Compact"/>
-              <w:jc w:val="left"/>
-            </w:pPr>
-            <w:r>
-              <w:t xml:space="preserve">el çarkı</w:t>
-            </w:r>
-          </w:p>
-        </w:tc>
-        <w:tc>
-          <w:tcPr>
-            <w:tcW w:type="dxa" w:w="2340"/>
-          </w:tcPr>
-          <w:p>
-            <w:pPr>
-              <w:pStyle w:val="Compact"/>
-              <w:jc w:val="left"/>
-            </w:pPr>
-            <w:r>
-              <w:t xml:space="preserve">volante</w:t>
-            </w:r>
-          </w:p>
-        </w:tc>
-        <w:tc>
-          <w:tcPr>
-            <w:tcW w:type="dxa" w:w="2340"/>
+            <w:tcW w:type="dxa" w:w="4680"/>
           </w:tcPr>
           <w:p>
             <w:pPr>
@@ -592,7 +358,7 @@
       <w:tr>
         <w:tc>
           <w:tcPr>
-            <w:tcW w:type="dxa" w:w="2340"/>
+            <w:tcW w:type="dxa" w:w="4680"/>
           </w:tcPr>
           <w:p>
             <w:pPr>
@@ -606,35 +372,7 @@
         </w:tc>
         <w:tc>
           <w:tcPr>
-            <w:tcW w:type="dxa" w:w="2340"/>
-          </w:tcPr>
-          <w:p>
-            <w:pPr>
-              <w:pStyle w:val="Compact"/>
-              <w:jc w:val="left"/>
-            </w:pPr>
-            <w:r>
-              <w:t xml:space="preserve">pedal</w:t>
-            </w:r>
-          </w:p>
-        </w:tc>
-        <w:tc>
-          <w:tcPr>
-            <w:tcW w:type="dxa" w:w="2340"/>
-          </w:tcPr>
-          <w:p>
-            <w:pPr>
-              <w:pStyle w:val="Compact"/>
-              <w:jc w:val="left"/>
-            </w:pPr>
-            <w:r>
-              <w:t xml:space="preserve">pedal</w:t>
-            </w:r>
-          </w:p>
-        </w:tc>
-        <w:tc>
-          <w:tcPr>
-            <w:tcW w:type="dxa" w:w="2340"/>
+            <w:tcW w:type="dxa" w:w="4680"/>
           </w:tcPr>
           <w:p>
             <w:pPr>
@@ -650,7 +388,7 @@
       <w:tr>
         <w:tc>
           <w:tcPr>
-            <w:tcW w:type="dxa" w:w="2340"/>
+            <w:tcW w:type="dxa" w:w="4680"/>
           </w:tcPr>
           <w:p>
             <w:pPr>
@@ -664,35 +402,7 @@
         </w:tc>
         <w:tc>
           <w:tcPr>
-            <w:tcW w:type="dxa" w:w="2340"/>
-          </w:tcPr>
-          <w:p>
-            <w:pPr>
-              <w:pStyle w:val="Compact"/>
-              <w:jc w:val="left"/>
-            </w:pPr>
-            <w:r>
-              <w:t xml:space="preserve">fişini çekmek</w:t>
-            </w:r>
-          </w:p>
-        </w:tc>
-        <w:tc>
-          <w:tcPr>
-            <w:tcW w:type="dxa" w:w="2340"/>
-          </w:tcPr>
-          <w:p>
-            <w:pPr>
-              <w:pStyle w:val="Compact"/>
-              <w:jc w:val="left"/>
-            </w:pPr>
-            <w:r>
-              <w:t xml:space="preserve">desligar da tomada</w:t>
-            </w:r>
-          </w:p>
-        </w:tc>
-        <w:tc>
-          <w:tcPr>
-            <w:tcW w:type="dxa" w:w="2340"/>
+            <w:tcW w:type="dxa" w:w="4680"/>
           </w:tcPr>
           <w:p>
             <w:pPr>
@@ -708,7 +418,7 @@
       <w:tr>
         <w:tc>
           <w:tcPr>
-            <w:tcW w:type="dxa" w:w="2340"/>
+            <w:tcW w:type="dxa" w:w="4680"/>
           </w:tcPr>
           <w:p>
             <w:pPr>
@@ -722,35 +432,7 @@
         </w:tc>
         <w:tc>
           <w:tcPr>
-            <w:tcW w:type="dxa" w:w="2340"/>
-          </w:tcPr>
-          <w:p>
-            <w:pPr>
-              <w:pStyle w:val="Compact"/>
-              <w:jc w:val="left"/>
-            </w:pPr>
-            <w:r>
-              <w:t xml:space="preserve">battaniye dikişi</w:t>
-            </w:r>
-          </w:p>
-        </w:tc>
-        <w:tc>
-          <w:tcPr>
-            <w:tcW w:type="dxa" w:w="2340"/>
-          </w:tcPr>
-          <w:p>
-            <w:pPr>
-              <w:pStyle w:val="Compact"/>
-              <w:jc w:val="left"/>
-            </w:pPr>
-            <w:r>
-              <w:t xml:space="preserve">ponto caseado</w:t>
-            </w:r>
-          </w:p>
-        </w:tc>
-        <w:tc>
-          <w:tcPr>
-            <w:tcW w:type="dxa" w:w="2340"/>
+            <w:tcW w:type="dxa" w:w="4680"/>
           </w:tcPr>
           <w:p>
             <w:pPr>
@@ -1069,15 +751,18 @@
       </w:r>
     </w:p>
     <w:p>
-      <w:r>
-        <w:br w:type="page"/>
-      </w:r>
-    </w:p>
-    <w:p>
       <w:pPr>
         <w:pStyle w:val="BodyText"/>
       </w:pPr>
       <w:r>
+        <w:t xml:space="preserve">_______________________________________________________________________</w:t>
+      </w:r>
+    </w:p>
+    <w:p>
+      <w:pPr>
+        <w:pStyle w:val="BodyText"/>
+      </w:pPr>
+      <w:r>
         <w:rPr>
           <w:b/>
         </w:rPr>
@@ -1085,8 +770,11 @@
       </w:r>
     </w:p>
     <w:p>
-      <w:r>
-        <w:br w:type="page"/>
+      <w:pPr>
+        <w:pStyle w:val="BodyText"/>
+      </w:pPr>
+      <w:r>
+        <w:t xml:space="preserve">_______________________________________________________________________</w:t>
       </w:r>
     </w:p>
     <w:p>
@@ -1108,23 +796,51 @@
       </w:r>
     </w:p>
     <w:p>
-      <w:r>
-        <w:br w:type="page"/>
-      </w:r>
-    </w:p>
-    <w:p>
-      <w:r>
-        <w:br w:type="page"/>
-      </w:r>
-    </w:p>
-    <w:p>
-      <w:r>
-        <w:br w:type="page"/>
-      </w:r>
-    </w:p>
-    <w:p>
-      <w:r>
-        <w:br w:type="page"/>
+      <w:pPr>
+        <w:numPr>
+          <w:ilvl w:val="0"/>
+          <w:numId w:val="1001"/>
+        </w:numPr>
+        <w:pStyle w:val="Compact"/>
+      </w:pPr>
+      <w:r>
+        <w:t xml:space="preserve">_______________________________________________________________________</w:t>
+      </w:r>
+    </w:p>
+    <w:p>
+      <w:pPr>
+        <w:numPr>
+          <w:ilvl w:val="0"/>
+          <w:numId w:val="1001"/>
+        </w:numPr>
+        <w:pStyle w:val="Compact"/>
+      </w:pPr>
+      <w:r>
+        <w:t xml:space="preserve">_______________________________________________________________________</w:t>
+      </w:r>
+    </w:p>
+    <w:p>
+      <w:pPr>
+        <w:numPr>
+          <w:ilvl w:val="0"/>
+          <w:numId w:val="1001"/>
+        </w:numPr>
+        <w:pStyle w:val="Compact"/>
+      </w:pPr>
+      <w:r>
+        <w:t xml:space="preserve">_______________________________________________________________________</w:t>
+      </w:r>
+    </w:p>
+    <w:p>
+      <w:pPr>
+        <w:numPr>
+          <w:ilvl w:val="0"/>
+          <w:numId w:val="1001"/>
+        </w:numPr>
+        <w:pStyle w:val="Compact"/>
+      </w:pPr>
+      <w:r>
+        <w:t xml:space="preserve">_______________________________________________________________________</w:t>
       </w:r>
     </w:p>
     <w:p>
@@ -2047,8 +1763,11 @@
       </w:r>
     </w:p>
     <w:p>
-      <w:r>
-        <w:br w:type="page"/>
+      <w:pPr>
+        <w:pStyle w:val="BodyText"/>
+      </w:pPr>
+      <w:r>
+        <w:t xml:space="preserve">_______________________________________________________________________</w:t>
       </w:r>
     </w:p>
     <w:p>
@@ -2424,7 +2143,7 @@
     <w:sectPr>
       <w:headerReference w:type="default" r:id="rId9"/>
       <w:pgSz w:w="12240" w:h="15840"/>
-      <w:pgMar w:top="1440" w:bottom="1440" w:left="1440" w:right="1440" w:header="504"/>
+      <w:pgMar w:top="1008" w:bottom="1008" w:left="1008" w:right="1008" w:header="504"/>
     </w:sectPr>
   </w:body>
 </w:document>

--- a/downloads/handouts/Unit 05/Handout 05.10 - Machine Parts and Threading Guide.docx
+++ b/downloads/handouts/Unit 05/Handout 05.10 - Machine Parts and Threading Guide.docx
@@ -64,7 +64,7 @@
         <w:t xml:space="preserve"> </w:t>
       </w:r>
       <w:r>
-        <w:t xml:space="preserve">Part 1 is the parts diagram; label the seven parts. Part 2 is the four machine safety rules, the close-down routine, and the broken needle rule; copy them and sign. Part 3 is the threading steps and the threading license. Part 4 is the paper practice record. Part 5 is the blanket stitch step card (hand station and no-machine path). Your machine number is yours for the whole unit: same student, same machine, every day.</w:t>
+        <w:t xml:space="preserve">Part 1 is the parts diagram. Label the seven parts. Part 2 is the four machine safety rules, the close-down routine, and the broken needle rule. Copy them and sign. Part 3 is the threading steps and the threading license. Part 4 is the paper practice record. Part 5 is the blanket stitch step card (hand station and no-machine path). Your machine number is yours for the whole unit: same student, same machine, every day.</w:t>
       </w:r>
     </w:p>
     <w:p>
@@ -755,7 +755,7 @@
         <w:pStyle w:val="BodyText"/>
       </w:pPr>
       <w:r>
-        <w:t xml:space="preserve">_______________________________________________________________________</w:t>
+        <w:t xml:space="preserve">Answer: _______________________________________________________________</w:t>
       </w:r>
     </w:p>
     <w:p>
@@ -774,7 +774,7 @@
         <w:pStyle w:val="BodyText"/>
       </w:pPr>
       <w:r>
-        <w:t xml:space="preserve">_______________________________________________________________________</w:t>
+        <w:t xml:space="preserve">Answer: _______________________________________________________________</w:t>
       </w:r>
     </w:p>
     <w:p>
@@ -938,7 +938,7 @@
         <w:t xml:space="preserve"> </w:t>
       </w:r>
       <w:r>
-        <w:t xml:space="preserve">if your machine jams or acts wrong: tag it, tell the teacher, move to a spare machine or the hand station, keep working. Reporting a problem is what a professional does.</w:t>
+        <w:t xml:space="preserve">if your machine jams or acts wrong, do four things. Tag it. Tell the teacher. Move to a spare machine or the hand station. Keep working. Reporting a problem is what a professional does.</w:t>
       </w:r>
     </w:p>
     <w:p>
@@ -1227,7 +1227,7 @@
         <w:pStyle w:val="FirstParagraph"/>
       </w:pPr>
       <w:r>
-        <w:t xml:space="preserve">Thread the top and load the bobbin at your own machine while your buddy checks every step against this guide. When every step matches, your buddy initials. Then the teacher checks the tension and the bobbin drop and initials. Two initials is a license: from then on you sit at a machine you threaded yourself.</w:t>
+        <w:t xml:space="preserve">Thread the top and load the bobbin at your own machine. Your buddy checks every step against this guide. When every step matches, your buddy initials. Then the teacher checks the tension and the bobbin drop and initials. Two initials make a license. From then on you sit at a machine you threaded yourself.</w:t>
       </w:r>
     </w:p>
     <w:p>
@@ -1262,7 +1262,7 @@
         <w:t xml:space="preserve"> </w:t>
       </w:r>
       <w:r>
-        <w:t xml:space="preserve">The needle punches holes in the paper, and the holes show exactly how straight your line was. Hold the finished sheet up to the light.</w:t>
+        <w:t xml:space="preserve">The needle punches holes in the paper. The holes show exactly how straight your line was. Hold the finished sheet up to the light.</w:t>
       </w:r>
     </w:p>
     <w:p>
@@ -1759,7 +1759,7 @@
         <w:rPr>
           <w:b/>
         </w:rPr>
-        <w:t xml:space="preserve">One sentence: what does a machine give you that your hands do not, and what does it take away?</w:t>
+        <w:t xml:space="preserve">One sentence: (a) what does a machine give you that your hands do not? (b) What does it take away?</w:t>
       </w:r>
     </w:p>
     <w:p>
@@ -1767,7 +1767,7 @@
         <w:pStyle w:val="BodyText"/>
       </w:pPr>
       <w:r>
-        <w:t xml:space="preserve">_______________________________________________________________________</w:t>
+        <w:t xml:space="preserve">Answer: _______________________________________________________________</w:t>
       </w:r>
     </w:p>
     <w:p>
@@ -1794,7 +1794,7 @@
         <w:t xml:space="preserve"> </w:t>
       </w:r>
       <w:r>
-        <w:t xml:space="preserve">it finishes a raw edge so it cannot fray, and it decorates at the same time. It is the stitch for felt edges, blanket edges, and appliqué. A machine cannot do it the way a hand can.</w:t>
+        <w:t xml:space="preserve">it finishes a raw edge so it cannot fray. It decorates at the same time. It is the stitch for felt edges, blanket edges, and appliqué (a shape stitched on top of fabric). A machine cannot do it the way a hand can.</w:t>
       </w:r>
     </w:p>
     <w:p>
